--- a/lessons/2-3/downloads/reveal/teacher/2.3-exit-tickets.docx
+++ b/lessons/2-3/downloads/reveal/teacher/2.3-exit-tickets.docx
@@ -4,6 +4,7 @@
   <w:body>
     <w:p>
       <w:pPr>
+        <w:pStyle w:val="Heading1"/>
         <w:tabs>
           <w:tab w:val="left" w:pos="5200"/>
           <w:tab w:val="right" w:leader="underscore" w:pos="9504"/>
@@ -34,7 +35,7 @@
         <w:rPr>
           <w:rFonts w:ascii="Avenir Next" w:hAnsi="Avenir Next" w:cs="Avenir Next" w:eastAsia="Avenir Next"/>
           <w:color w:val="1A1A1A"/>
-          <w:sz w:val="18"/>
+          <w:sz w:val="22"/>
           <w:szCs w:val="18"/>
         </w:rPr>
         <w:t xml:space="preserve">Name</w:t>
@@ -119,25 +120,25 @@
                 <w:rFonts w:ascii="Avenir Next" w:hAnsi="Avenir Next" w:cs="Avenir Next" w:eastAsia="Avenir Next"/>
                 <w:b/>
                 <w:color w:val="1A1A1A"/>
+                <w:sz w:val="22"/>
+                <w:szCs w:val="20"/>
+              </w:rPr>
+              <w:t xml:space="preserve">1.</w:t>
+            </w:r>
+            <w:r>
+              <w:rPr>
+                <w:rFonts w:ascii="Avenir Next" w:hAnsi="Avenir Next" w:cs="Avenir Next" w:eastAsia="Avenir Next"/>
+                <w:color w:val="1A1A1A"/>
                 <w:sz w:val="20"/>
                 <w:szCs w:val="20"/>
               </w:rPr>
-              <w:t xml:space="preserve">1.</w:t>
-            </w:r>
-            <w:r>
-              <w:rPr>
-                <w:rFonts w:ascii="Avenir Next" w:hAnsi="Avenir Next" w:cs="Avenir Next" w:eastAsia="Avenir Next"/>
-                <w:color w:val="1A1A1A"/>
-                <w:sz w:val="20"/>
-                <w:szCs w:val="20"/>
-              </w:rPr>
               <w:tab/>
             </w:r>
             <w:r>
               <w:rPr>
                 <w:rFonts w:ascii="Avenir Next" w:hAnsi="Avenir Next" w:cs="Avenir Next" w:eastAsia="Avenir Next"/>
                 <w:color w:val="1A1A1A"/>
-                <w:sz w:val="20"/>
+                <w:sz w:val="22"/>
                 <w:szCs w:val="20"/>
               </w:rPr>
               <w:t xml:space="preserve">Find each median.</w:t>
@@ -192,25 +193,25 @@
                       <w:rFonts w:ascii="Avenir Next" w:hAnsi="Avenir Next" w:cs="Avenir Next" w:eastAsia="Avenir Next"/>
                       <w:b/>
                       <w:color w:val="003A70"/>
+                      <w:sz w:val="22"/>
+                      <w:szCs w:val="20"/>
+                    </w:rPr>
+                    <w:t xml:space="preserve">a.</w:t>
+                  </w:r>
+                  <w:r>
+                    <w:rPr>
+                      <w:rFonts w:ascii="Avenir Next" w:hAnsi="Avenir Next" w:cs="Avenir Next" w:eastAsia="Avenir Next"/>
+                      <w:color w:val="1A1A1A"/>
                       <w:sz w:val="20"/>
                       <w:szCs w:val="20"/>
                     </w:rPr>
-                    <w:t xml:space="preserve">a.</w:t>
-                  </w:r>
-                  <w:r>
-                    <w:rPr>
-                      <w:rFonts w:ascii="Avenir Next" w:hAnsi="Avenir Next" w:cs="Avenir Next" w:eastAsia="Avenir Next"/>
-                      <w:color w:val="1A1A1A"/>
-                      <w:sz w:val="20"/>
-                      <w:szCs w:val="20"/>
-                    </w:rPr>
                     <w:tab/>
                   </w:r>
                   <w:r>
                     <w:rPr>
                       <w:rFonts w:ascii="Avenir Next" w:hAnsi="Avenir Next" w:cs="Avenir Next" w:eastAsia="Avenir Next"/>
                       <w:color w:val="1A1A1A"/>
-                      <w:sz w:val="20"/>
+                      <w:sz w:val="22"/>
                       <w:szCs w:val="20"/>
                     </w:rPr>
                     <w:t xml:space="preserve">9, 3, 6</w:t>
@@ -254,25 +255,25 @@
                       <w:rFonts w:ascii="Avenir Next" w:hAnsi="Avenir Next" w:cs="Avenir Next" w:eastAsia="Avenir Next"/>
                       <w:b/>
                       <w:color w:val="003A70"/>
+                      <w:sz w:val="22"/>
+                      <w:szCs w:val="20"/>
+                    </w:rPr>
+                    <w:t xml:space="preserve">b.</w:t>
+                  </w:r>
+                  <w:r>
+                    <w:rPr>
+                      <w:rFonts w:ascii="Avenir Next" w:hAnsi="Avenir Next" w:cs="Avenir Next" w:eastAsia="Avenir Next"/>
+                      <w:color w:val="1A1A1A"/>
                       <w:sz w:val="20"/>
                       <w:szCs w:val="20"/>
                     </w:rPr>
-                    <w:t xml:space="preserve">b.</w:t>
-                  </w:r>
-                  <w:r>
-                    <w:rPr>
-                      <w:rFonts w:ascii="Avenir Next" w:hAnsi="Avenir Next" w:cs="Avenir Next" w:eastAsia="Avenir Next"/>
-                      <w:color w:val="1A1A1A"/>
-                      <w:sz w:val="20"/>
-                      <w:szCs w:val="20"/>
-                    </w:rPr>
                     <w:tab/>
                   </w:r>
                   <w:r>
                     <w:rPr>
                       <w:rFonts w:ascii="Avenir Next" w:hAnsi="Avenir Next" w:cs="Avenir Next" w:eastAsia="Avenir Next"/>
                       <w:color w:val="1A1A1A"/>
-                      <w:sz w:val="20"/>
+                      <w:sz w:val="22"/>
                       <w:szCs w:val="20"/>
                     </w:rPr>
                     <w:t xml:space="preserve">20, 14, 18, 11, 16</w:t>
@@ -365,25 +366,25 @@
                 <w:rFonts w:ascii="Avenir Next" w:hAnsi="Avenir Next" w:cs="Avenir Next" w:eastAsia="Avenir Next"/>
                 <w:b/>
                 <w:color w:val="1A1A1A"/>
+                <w:sz w:val="22"/>
+                <w:szCs w:val="20"/>
+              </w:rPr>
+              <w:t xml:space="preserve">2.</w:t>
+            </w:r>
+            <w:r>
+              <w:rPr>
+                <w:rFonts w:ascii="Avenir Next" w:hAnsi="Avenir Next" w:cs="Avenir Next" w:eastAsia="Avenir Next"/>
+                <w:color w:val="1A1A1A"/>
                 <w:sz w:val="20"/>
                 <w:szCs w:val="20"/>
               </w:rPr>
-              <w:t xml:space="preserve">2.</w:t>
-            </w:r>
-            <w:r>
-              <w:rPr>
-                <w:rFonts w:ascii="Avenir Next" w:hAnsi="Avenir Next" w:cs="Avenir Next" w:eastAsia="Avenir Next"/>
-                <w:color w:val="1A1A1A"/>
-                <w:sz w:val="20"/>
-                <w:szCs w:val="20"/>
-              </w:rPr>
               <w:tab/>
             </w:r>
             <w:r>
               <w:rPr>
                 <w:rFonts w:ascii="Avenir Next" w:hAnsi="Avenir Next" w:cs="Avenir Next" w:eastAsia="Avenir Next"/>
                 <w:color w:val="1A1A1A"/>
-                <w:sz w:val="20"/>
+                <w:sz w:val="22"/>
                 <w:szCs w:val="20"/>
               </w:rPr>
               <w:t xml:space="preserve">The dot plot shows goals scored. Find the median.</w:t>
@@ -399,7 +400,7 @@
               <w:drawing>
                 <wp:inline distT="0" distB="0" distL="0" distR="0">
                   <wp:extent cx="2560320" cy="1188720"/>
-                  <wp:docPr id="1" name="Figure 1"/>
+                  <wp:docPr id="1" name="Figure 1" descr="Dot plot. Horizontal axis: Goals, 0 to 6, ticks every 1. Dots by value: 1: 1; 2: 2; 3: 3; 5: 1"/>
                   <a:graphic xmlns:a="http://schemas.openxmlformats.org/drawingml/2006/main">
                     <a:graphicData uri="http://schemas.openxmlformats.org/drawingml/2006/picture">
                       <pic:pic xmlns:pic="http://schemas.openxmlformats.org/drawingml/2006/picture">
@@ -442,7 +443,7 @@
                 <w:rFonts w:ascii="Avenir Next" w:hAnsi="Avenir Next" w:cs="Avenir Next" w:eastAsia="Avenir Next"/>
                 <w:b/>
                 <w:color w:val="1A1A1A"/>
-                <w:sz w:val="18"/>
+                <w:sz w:val="22"/>
                 <w:szCs w:val="18"/>
               </w:rPr>
               <w:t xml:space="preserve">Median</w:t>
@@ -517,25 +518,25 @@
                 <w:rFonts w:ascii="Avenir Next" w:hAnsi="Avenir Next" w:cs="Avenir Next" w:eastAsia="Avenir Next"/>
                 <w:b/>
                 <w:color w:val="1A1A1A"/>
+                <w:sz w:val="22"/>
+                <w:szCs w:val="20"/>
+              </w:rPr>
+              <w:t xml:space="preserve">3.</w:t>
+            </w:r>
+            <w:r>
+              <w:rPr>
+                <w:rFonts w:ascii="Avenir Next" w:hAnsi="Avenir Next" w:cs="Avenir Next" w:eastAsia="Avenir Next"/>
+                <w:color w:val="1A1A1A"/>
                 <w:sz w:val="20"/>
                 <w:szCs w:val="20"/>
               </w:rPr>
-              <w:t xml:space="preserve">3.</w:t>
-            </w:r>
-            <w:r>
-              <w:rPr>
-                <w:rFonts w:ascii="Avenir Next" w:hAnsi="Avenir Next" w:cs="Avenir Next" w:eastAsia="Avenir Next"/>
-                <w:color w:val="1A1A1A"/>
-                <w:sz w:val="20"/>
-                <w:szCs w:val="20"/>
-              </w:rPr>
               <w:tab/>
             </w:r>
             <w:r>
               <w:rPr>
                 <w:rFonts w:ascii="Avenir Next" w:hAnsi="Avenir Next" w:cs="Avenir Next" w:eastAsia="Avenir Next"/>
                 <w:color w:val="1A1A1A"/>
-                <w:sz w:val="20"/>
+                <w:sz w:val="22"/>
                 <w:szCs w:val="20"/>
               </w:rPr>
               <w:t xml:space="preserve">Before you find a median, you must always —</w:t>
@@ -589,25 +590,25 @@
                       <w:rFonts w:ascii="Avenir Next" w:hAnsi="Avenir Next" w:cs="Avenir Next" w:eastAsia="Avenir Next"/>
                       <w:b/>
                       <w:color w:val="003A70"/>
+                      <w:sz w:val="22"/>
+                      <w:szCs w:val="19"/>
+                    </w:rPr>
+                    <w:t xml:space="preserve">A</w:t>
+                  </w:r>
+                  <w:r>
+                    <w:rPr>
+                      <w:rFonts w:ascii="Avenir Next" w:hAnsi="Avenir Next" w:cs="Avenir Next" w:eastAsia="Avenir Next"/>
+                      <w:color w:val="1A1A1A"/>
                       <w:sz w:val="19"/>
                       <w:szCs w:val="19"/>
                     </w:rPr>
-                    <w:t xml:space="preserve">A</w:t>
-                  </w:r>
-                  <w:r>
-                    <w:rPr>
-                      <w:rFonts w:ascii="Avenir Next" w:hAnsi="Avenir Next" w:cs="Avenir Next" w:eastAsia="Avenir Next"/>
-                      <w:color w:val="1A1A1A"/>
-                      <w:sz w:val="19"/>
-                      <w:szCs w:val="19"/>
-                    </w:rPr>
                     <w:tab/>
                   </w:r>
                   <w:r>
                     <w:rPr>
                       <w:rFonts w:ascii="Avenir Next" w:hAnsi="Avenir Next" w:cs="Avenir Next" w:eastAsia="Avenir Next"/>
                       <w:color w:val="1A1A1A"/>
-                      <w:sz w:val="19"/>
+                      <w:sz w:val="22"/>
                       <w:szCs w:val="19"/>
                     </w:rPr>
                     <w:t xml:space="preserve">add the values</w:t>
@@ -632,25 +633,25 @@
                       <w:rFonts w:ascii="Avenir Next" w:hAnsi="Avenir Next" w:cs="Avenir Next" w:eastAsia="Avenir Next"/>
                       <w:b/>
                       <w:color w:val="003A70"/>
+                      <w:sz w:val="22"/>
+                      <w:szCs w:val="19"/>
+                    </w:rPr>
+                    <w:t xml:space="preserve">B</w:t>
+                  </w:r>
+                  <w:r>
+                    <w:rPr>
+                      <w:rFonts w:ascii="Avenir Next" w:hAnsi="Avenir Next" w:cs="Avenir Next" w:eastAsia="Avenir Next"/>
+                      <w:color w:val="1A1A1A"/>
                       <w:sz w:val="19"/>
                       <w:szCs w:val="19"/>
                     </w:rPr>
-                    <w:t xml:space="preserve">B</w:t>
-                  </w:r>
-                  <w:r>
-                    <w:rPr>
-                      <w:rFonts w:ascii="Avenir Next" w:hAnsi="Avenir Next" w:cs="Avenir Next" w:eastAsia="Avenir Next"/>
-                      <w:color w:val="1A1A1A"/>
-                      <w:sz w:val="19"/>
-                      <w:szCs w:val="19"/>
-                    </w:rPr>
                     <w:tab/>
                   </w:r>
                   <w:r>
                     <w:rPr>
                       <w:rFonts w:ascii="Avenir Next" w:hAnsi="Avenir Next" w:cs="Avenir Next" w:eastAsia="Avenir Next"/>
                       <w:color w:val="1A1A1A"/>
-                      <w:sz w:val="19"/>
+                      <w:sz w:val="22"/>
                       <w:szCs w:val="19"/>
                     </w:rPr>
                     <w:t xml:space="preserve">order the values</w:t>
@@ -680,25 +681,25 @@
                       <w:rFonts w:ascii="Avenir Next" w:hAnsi="Avenir Next" w:cs="Avenir Next" w:eastAsia="Avenir Next"/>
                       <w:b/>
                       <w:color w:val="003A70"/>
+                      <w:sz w:val="22"/>
+                      <w:szCs w:val="19"/>
+                    </w:rPr>
+                    <w:t xml:space="preserve">C</w:t>
+                  </w:r>
+                  <w:r>
+                    <w:rPr>
+                      <w:rFonts w:ascii="Avenir Next" w:hAnsi="Avenir Next" w:cs="Avenir Next" w:eastAsia="Avenir Next"/>
+                      <w:color w:val="1A1A1A"/>
                       <w:sz w:val="19"/>
                       <w:szCs w:val="19"/>
                     </w:rPr>
-                    <w:t xml:space="preserve">C</w:t>
-                  </w:r>
-                  <w:r>
-                    <w:rPr>
-                      <w:rFonts w:ascii="Avenir Next" w:hAnsi="Avenir Next" w:cs="Avenir Next" w:eastAsia="Avenir Next"/>
-                      <w:color w:val="1A1A1A"/>
-                      <w:sz w:val="19"/>
-                      <w:szCs w:val="19"/>
-                    </w:rPr>
                     <w:tab/>
                   </w:r>
                   <w:r>
                     <w:rPr>
                       <w:rFonts w:ascii="Avenir Next" w:hAnsi="Avenir Next" w:cs="Avenir Next" w:eastAsia="Avenir Next"/>
                       <w:color w:val="1A1A1A"/>
-                      <w:sz w:val="19"/>
+                      <w:sz w:val="22"/>
                       <w:szCs w:val="19"/>
                     </w:rPr>
                     <w:t xml:space="preserve">find the largest value</w:t>
@@ -723,25 +724,25 @@
                       <w:rFonts w:ascii="Avenir Next" w:hAnsi="Avenir Next" w:cs="Avenir Next" w:eastAsia="Avenir Next"/>
                       <w:b/>
                       <w:color w:val="003A70"/>
+                      <w:sz w:val="22"/>
+                      <w:szCs w:val="19"/>
+                    </w:rPr>
+                    <w:t xml:space="preserve">D</w:t>
+                  </w:r>
+                  <w:r>
+                    <w:rPr>
+                      <w:rFonts w:ascii="Avenir Next" w:hAnsi="Avenir Next" w:cs="Avenir Next" w:eastAsia="Avenir Next"/>
+                      <w:color w:val="1A1A1A"/>
                       <w:sz w:val="19"/>
                       <w:szCs w:val="19"/>
                     </w:rPr>
-                    <w:t xml:space="preserve">D</w:t>
-                  </w:r>
-                  <w:r>
-                    <w:rPr>
-                      <w:rFonts w:ascii="Avenir Next" w:hAnsi="Avenir Next" w:cs="Avenir Next" w:eastAsia="Avenir Next"/>
-                      <w:color w:val="1A1A1A"/>
-                      <w:sz w:val="19"/>
-                      <w:szCs w:val="19"/>
-                    </w:rPr>
                     <w:tab/>
                   </w:r>
                   <w:r>
                     <w:rPr>
                       <w:rFonts w:ascii="Avenir Next" w:hAnsi="Avenir Next" w:cs="Avenir Next" w:eastAsia="Avenir Next"/>
                       <w:color w:val="1A1A1A"/>
-                      <w:sz w:val="19"/>
+                      <w:sz w:val="22"/>
                       <w:szCs w:val="19"/>
                     </w:rPr>
                     <w:t xml:space="preserve">divide by 2</w:t>
@@ -791,7 +792,7 @@
         <w:rPr>
           <w:rFonts w:ascii="Avenir Next" w:hAnsi="Avenir Next" w:cs="Avenir Next" w:eastAsia="Avenir Next"/>
           <w:color w:val="1A1A1A"/>
-          <w:sz w:val="17"/>
+          <w:sz w:val="22"/>
           <w:szCs w:val="17"/>
         </w:rPr>
         <w:t xml:space="preserve">  I got it</w:t>
@@ -809,7 +810,7 @@
         <w:rPr>
           <w:rFonts w:ascii="Avenir Next" w:hAnsi="Avenir Next" w:cs="Avenir Next" w:eastAsia="Avenir Next"/>
           <w:color w:val="1A1A1A"/>
-          <w:sz w:val="17"/>
+          <w:sz w:val="22"/>
           <w:szCs w:val="17"/>
         </w:rPr>
         <w:t xml:space="preserve">  Almost</w:t>
@@ -827,7 +828,7 @@
         <w:rPr>
           <w:rFonts w:ascii="Avenir Next" w:hAnsi="Avenir Next" w:cs="Avenir Next" w:eastAsia="Avenir Next"/>
           <w:color w:val="1A1A1A"/>
-          <w:sz w:val="17"/>
+          <w:sz w:val="22"/>
           <w:szCs w:val="17"/>
         </w:rPr>
         <w:t xml:space="preserve">  I need help</w:t>
@@ -884,7 +885,7 @@
         <w:rPr>
           <w:rFonts w:ascii="Avenir Next" w:hAnsi="Avenir Next" w:cs="Avenir Next" w:eastAsia="Avenir Next"/>
           <w:color w:val="1A1A1A"/>
-          <w:sz w:val="18"/>
+          <w:sz w:val="22"/>
           <w:szCs w:val="18"/>
         </w:rPr>
         <w:t xml:space="preserve">Name</w:t>
@@ -969,25 +970,25 @@
                 <w:rFonts w:ascii="Avenir Next" w:hAnsi="Avenir Next" w:cs="Avenir Next" w:eastAsia="Avenir Next"/>
                 <w:b/>
                 <w:color w:val="1A1A1A"/>
+                <w:sz w:val="22"/>
+                <w:szCs w:val="20"/>
+              </w:rPr>
+              <w:t xml:space="preserve">1.</w:t>
+            </w:r>
+            <w:r>
+              <w:rPr>
+                <w:rFonts w:ascii="Avenir Next" w:hAnsi="Avenir Next" w:cs="Avenir Next" w:eastAsia="Avenir Next"/>
+                <w:color w:val="1A1A1A"/>
                 <w:sz w:val="20"/>
                 <w:szCs w:val="20"/>
               </w:rPr>
-              <w:t xml:space="preserve">1.</w:t>
-            </w:r>
-            <w:r>
-              <w:rPr>
-                <w:rFonts w:ascii="Avenir Next" w:hAnsi="Avenir Next" w:cs="Avenir Next" w:eastAsia="Avenir Next"/>
-                <w:color w:val="1A1A1A"/>
-                <w:sz w:val="20"/>
-                <w:szCs w:val="20"/>
-              </w:rPr>
               <w:tab/>
             </w:r>
             <w:r>
               <w:rPr>
                 <w:rFonts w:ascii="Avenir Next" w:hAnsi="Avenir Next" w:cs="Avenir Next" w:eastAsia="Avenir Next"/>
                 <w:color w:val="1A1A1A"/>
-                <w:sz w:val="20"/>
+                <w:sz w:val="22"/>
                 <w:szCs w:val="20"/>
               </w:rPr>
               <w:t xml:space="preserve">Find each median.</w:t>
@@ -1042,25 +1043,25 @@
                       <w:rFonts w:ascii="Avenir Next" w:hAnsi="Avenir Next" w:cs="Avenir Next" w:eastAsia="Avenir Next"/>
                       <w:b/>
                       <w:color w:val="003A70"/>
+                      <w:sz w:val="22"/>
+                      <w:szCs w:val="20"/>
+                    </w:rPr>
+                    <w:t xml:space="preserve">a.</w:t>
+                  </w:r>
+                  <w:r>
+                    <w:rPr>
+                      <w:rFonts w:ascii="Avenir Next" w:hAnsi="Avenir Next" w:cs="Avenir Next" w:eastAsia="Avenir Next"/>
+                      <w:color w:val="1A1A1A"/>
                       <w:sz w:val="20"/>
                       <w:szCs w:val="20"/>
                     </w:rPr>
-                    <w:t xml:space="preserve">a.</w:t>
-                  </w:r>
-                  <w:r>
-                    <w:rPr>
-                      <w:rFonts w:ascii="Avenir Next" w:hAnsi="Avenir Next" w:cs="Avenir Next" w:eastAsia="Avenir Next"/>
-                      <w:color w:val="1A1A1A"/>
-                      <w:sz w:val="20"/>
-                      <w:szCs w:val="20"/>
-                    </w:rPr>
                     <w:tab/>
                   </w:r>
                   <w:r>
                     <w:rPr>
                       <w:rFonts w:ascii="Avenir Next" w:hAnsi="Avenir Next" w:cs="Avenir Next" w:eastAsia="Avenir Next"/>
                       <w:color w:val="1A1A1A"/>
-                      <w:sz w:val="20"/>
+                      <w:sz w:val="22"/>
                       <w:szCs w:val="20"/>
                     </w:rPr>
                     <w:t xml:space="preserve">9, 3, 6</w:t>
@@ -1104,25 +1105,25 @@
                       <w:rFonts w:ascii="Avenir Next" w:hAnsi="Avenir Next" w:cs="Avenir Next" w:eastAsia="Avenir Next"/>
                       <w:b/>
                       <w:color w:val="003A70"/>
+                      <w:sz w:val="22"/>
+                      <w:szCs w:val="20"/>
+                    </w:rPr>
+                    <w:t xml:space="preserve">b.</w:t>
+                  </w:r>
+                  <w:r>
+                    <w:rPr>
+                      <w:rFonts w:ascii="Avenir Next" w:hAnsi="Avenir Next" w:cs="Avenir Next" w:eastAsia="Avenir Next"/>
+                      <w:color w:val="1A1A1A"/>
                       <w:sz w:val="20"/>
                       <w:szCs w:val="20"/>
                     </w:rPr>
-                    <w:t xml:space="preserve">b.</w:t>
-                  </w:r>
-                  <w:r>
-                    <w:rPr>
-                      <w:rFonts w:ascii="Avenir Next" w:hAnsi="Avenir Next" w:cs="Avenir Next" w:eastAsia="Avenir Next"/>
-                      <w:color w:val="1A1A1A"/>
-                      <w:sz w:val="20"/>
-                      <w:szCs w:val="20"/>
-                    </w:rPr>
                     <w:tab/>
                   </w:r>
                   <w:r>
                     <w:rPr>
                       <w:rFonts w:ascii="Avenir Next" w:hAnsi="Avenir Next" w:cs="Avenir Next" w:eastAsia="Avenir Next"/>
                       <w:color w:val="1A1A1A"/>
-                      <w:sz w:val="20"/>
+                      <w:sz w:val="22"/>
                       <w:szCs w:val="20"/>
                     </w:rPr>
                     <w:t xml:space="preserve">20, 14, 18, 11, 16</w:t>
@@ -1215,25 +1216,25 @@
                 <w:rFonts w:ascii="Avenir Next" w:hAnsi="Avenir Next" w:cs="Avenir Next" w:eastAsia="Avenir Next"/>
                 <w:b/>
                 <w:color w:val="1A1A1A"/>
+                <w:sz w:val="22"/>
+                <w:szCs w:val="20"/>
+              </w:rPr>
+              <w:t xml:space="preserve">2.</w:t>
+            </w:r>
+            <w:r>
+              <w:rPr>
+                <w:rFonts w:ascii="Avenir Next" w:hAnsi="Avenir Next" w:cs="Avenir Next" w:eastAsia="Avenir Next"/>
+                <w:color w:val="1A1A1A"/>
                 <w:sz w:val="20"/>
                 <w:szCs w:val="20"/>
               </w:rPr>
-              <w:t xml:space="preserve">2.</w:t>
-            </w:r>
-            <w:r>
-              <w:rPr>
-                <w:rFonts w:ascii="Avenir Next" w:hAnsi="Avenir Next" w:cs="Avenir Next" w:eastAsia="Avenir Next"/>
-                <w:color w:val="1A1A1A"/>
-                <w:sz w:val="20"/>
-                <w:szCs w:val="20"/>
-              </w:rPr>
               <w:tab/>
             </w:r>
             <w:r>
               <w:rPr>
                 <w:rFonts w:ascii="Avenir Next" w:hAnsi="Avenir Next" w:cs="Avenir Next" w:eastAsia="Avenir Next"/>
                 <w:color w:val="1A1A1A"/>
-                <w:sz w:val="20"/>
+                <w:sz w:val="22"/>
                 <w:szCs w:val="20"/>
               </w:rPr>
               <w:t xml:space="preserve">The dot plot shows goals scored. Find the median.</w:t>
@@ -1249,7 +1250,7 @@
               <w:drawing>
                 <wp:inline distT="0" distB="0" distL="0" distR="0">
                   <wp:extent cx="2560320" cy="1188720"/>
-                  <wp:docPr id="2" name="Figure 2"/>
+                  <wp:docPr id="2" name="Figure 2" descr="Dot plot. Horizontal axis: Goals, 0 to 6, ticks every 1. Dots by value: 1: 1; 2: 2; 3: 3; 5: 1"/>
                   <a:graphic xmlns:a="http://schemas.openxmlformats.org/drawingml/2006/main">
                     <a:graphicData uri="http://schemas.openxmlformats.org/drawingml/2006/picture">
                       <pic:pic xmlns:pic="http://schemas.openxmlformats.org/drawingml/2006/picture">
@@ -1292,7 +1293,7 @@
                 <w:rFonts w:ascii="Avenir Next" w:hAnsi="Avenir Next" w:cs="Avenir Next" w:eastAsia="Avenir Next"/>
                 <w:b/>
                 <w:color w:val="1A1A1A"/>
-                <w:sz w:val="18"/>
+                <w:sz w:val="22"/>
                 <w:szCs w:val="18"/>
               </w:rPr>
               <w:t xml:space="preserve">Median</w:t>
@@ -1367,25 +1368,25 @@
                 <w:rFonts w:ascii="Avenir Next" w:hAnsi="Avenir Next" w:cs="Avenir Next" w:eastAsia="Avenir Next"/>
                 <w:b/>
                 <w:color w:val="1A1A1A"/>
+                <w:sz w:val="22"/>
+                <w:szCs w:val="20"/>
+              </w:rPr>
+              <w:t xml:space="preserve">3.</w:t>
+            </w:r>
+            <w:r>
+              <w:rPr>
+                <w:rFonts w:ascii="Avenir Next" w:hAnsi="Avenir Next" w:cs="Avenir Next" w:eastAsia="Avenir Next"/>
+                <w:color w:val="1A1A1A"/>
                 <w:sz w:val="20"/>
                 <w:szCs w:val="20"/>
               </w:rPr>
-              <w:t xml:space="preserve">3.</w:t>
-            </w:r>
-            <w:r>
-              <w:rPr>
-                <w:rFonts w:ascii="Avenir Next" w:hAnsi="Avenir Next" w:cs="Avenir Next" w:eastAsia="Avenir Next"/>
-                <w:color w:val="1A1A1A"/>
-                <w:sz w:val="20"/>
-                <w:szCs w:val="20"/>
-              </w:rPr>
               <w:tab/>
             </w:r>
             <w:r>
               <w:rPr>
                 <w:rFonts w:ascii="Avenir Next" w:hAnsi="Avenir Next" w:cs="Avenir Next" w:eastAsia="Avenir Next"/>
                 <w:color w:val="1A1A1A"/>
-                <w:sz w:val="20"/>
+                <w:sz w:val="22"/>
                 <w:szCs w:val="20"/>
               </w:rPr>
               <w:t xml:space="preserve">Before you find a median, you must always —</w:t>
@@ -1439,25 +1440,25 @@
                       <w:rFonts w:ascii="Avenir Next" w:hAnsi="Avenir Next" w:cs="Avenir Next" w:eastAsia="Avenir Next"/>
                       <w:b/>
                       <w:color w:val="003A70"/>
+                      <w:sz w:val="22"/>
+                      <w:szCs w:val="19"/>
+                    </w:rPr>
+                    <w:t xml:space="preserve">A</w:t>
+                  </w:r>
+                  <w:r>
+                    <w:rPr>
+                      <w:rFonts w:ascii="Avenir Next" w:hAnsi="Avenir Next" w:cs="Avenir Next" w:eastAsia="Avenir Next"/>
+                      <w:color w:val="1A1A1A"/>
                       <w:sz w:val="19"/>
                       <w:szCs w:val="19"/>
                     </w:rPr>
-                    <w:t xml:space="preserve">A</w:t>
-                  </w:r>
-                  <w:r>
-                    <w:rPr>
-                      <w:rFonts w:ascii="Avenir Next" w:hAnsi="Avenir Next" w:cs="Avenir Next" w:eastAsia="Avenir Next"/>
-                      <w:color w:val="1A1A1A"/>
-                      <w:sz w:val="19"/>
-                      <w:szCs w:val="19"/>
-                    </w:rPr>
                     <w:tab/>
                   </w:r>
                   <w:r>
                     <w:rPr>
                       <w:rFonts w:ascii="Avenir Next" w:hAnsi="Avenir Next" w:cs="Avenir Next" w:eastAsia="Avenir Next"/>
                       <w:color w:val="1A1A1A"/>
-                      <w:sz w:val="19"/>
+                      <w:sz w:val="22"/>
                       <w:szCs w:val="19"/>
                     </w:rPr>
                     <w:t xml:space="preserve">add the values</w:t>
@@ -1482,25 +1483,25 @@
                       <w:rFonts w:ascii="Avenir Next" w:hAnsi="Avenir Next" w:cs="Avenir Next" w:eastAsia="Avenir Next"/>
                       <w:b/>
                       <w:color w:val="003A70"/>
+                      <w:sz w:val="22"/>
+                      <w:szCs w:val="19"/>
+                    </w:rPr>
+                    <w:t xml:space="preserve">B</w:t>
+                  </w:r>
+                  <w:r>
+                    <w:rPr>
+                      <w:rFonts w:ascii="Avenir Next" w:hAnsi="Avenir Next" w:cs="Avenir Next" w:eastAsia="Avenir Next"/>
+                      <w:color w:val="1A1A1A"/>
                       <w:sz w:val="19"/>
                       <w:szCs w:val="19"/>
                     </w:rPr>
-                    <w:t xml:space="preserve">B</w:t>
-                  </w:r>
-                  <w:r>
-                    <w:rPr>
-                      <w:rFonts w:ascii="Avenir Next" w:hAnsi="Avenir Next" w:cs="Avenir Next" w:eastAsia="Avenir Next"/>
-                      <w:color w:val="1A1A1A"/>
-                      <w:sz w:val="19"/>
-                      <w:szCs w:val="19"/>
-                    </w:rPr>
                     <w:tab/>
                   </w:r>
                   <w:r>
                     <w:rPr>
                       <w:rFonts w:ascii="Avenir Next" w:hAnsi="Avenir Next" w:cs="Avenir Next" w:eastAsia="Avenir Next"/>
                       <w:color w:val="1A1A1A"/>
-                      <w:sz w:val="19"/>
+                      <w:sz w:val="22"/>
                       <w:szCs w:val="19"/>
                     </w:rPr>
                     <w:t xml:space="preserve">order the values</w:t>
@@ -1530,25 +1531,25 @@
                       <w:rFonts w:ascii="Avenir Next" w:hAnsi="Avenir Next" w:cs="Avenir Next" w:eastAsia="Avenir Next"/>
                       <w:b/>
                       <w:color w:val="003A70"/>
+                      <w:sz w:val="22"/>
+                      <w:szCs w:val="19"/>
+                    </w:rPr>
+                    <w:t xml:space="preserve">C</w:t>
+                  </w:r>
+                  <w:r>
+                    <w:rPr>
+                      <w:rFonts w:ascii="Avenir Next" w:hAnsi="Avenir Next" w:cs="Avenir Next" w:eastAsia="Avenir Next"/>
+                      <w:color w:val="1A1A1A"/>
                       <w:sz w:val="19"/>
                       <w:szCs w:val="19"/>
                     </w:rPr>
-                    <w:t xml:space="preserve">C</w:t>
-                  </w:r>
-                  <w:r>
-                    <w:rPr>
-                      <w:rFonts w:ascii="Avenir Next" w:hAnsi="Avenir Next" w:cs="Avenir Next" w:eastAsia="Avenir Next"/>
-                      <w:color w:val="1A1A1A"/>
-                      <w:sz w:val="19"/>
-                      <w:szCs w:val="19"/>
-                    </w:rPr>
                     <w:tab/>
                   </w:r>
                   <w:r>
                     <w:rPr>
                       <w:rFonts w:ascii="Avenir Next" w:hAnsi="Avenir Next" w:cs="Avenir Next" w:eastAsia="Avenir Next"/>
                       <w:color w:val="1A1A1A"/>
-                      <w:sz w:val="19"/>
+                      <w:sz w:val="22"/>
                       <w:szCs w:val="19"/>
                     </w:rPr>
                     <w:t xml:space="preserve">find the largest value</w:t>
@@ -1573,25 +1574,25 @@
                       <w:rFonts w:ascii="Avenir Next" w:hAnsi="Avenir Next" w:cs="Avenir Next" w:eastAsia="Avenir Next"/>
                       <w:b/>
                       <w:color w:val="003A70"/>
+                      <w:sz w:val="22"/>
+                      <w:szCs w:val="19"/>
+                    </w:rPr>
+                    <w:t xml:space="preserve">D</w:t>
+                  </w:r>
+                  <w:r>
+                    <w:rPr>
+                      <w:rFonts w:ascii="Avenir Next" w:hAnsi="Avenir Next" w:cs="Avenir Next" w:eastAsia="Avenir Next"/>
+                      <w:color w:val="1A1A1A"/>
                       <w:sz w:val="19"/>
                       <w:szCs w:val="19"/>
                     </w:rPr>
-                    <w:t xml:space="preserve">D</w:t>
-                  </w:r>
-                  <w:r>
-                    <w:rPr>
-                      <w:rFonts w:ascii="Avenir Next" w:hAnsi="Avenir Next" w:cs="Avenir Next" w:eastAsia="Avenir Next"/>
-                      <w:color w:val="1A1A1A"/>
-                      <w:sz w:val="19"/>
-                      <w:szCs w:val="19"/>
-                    </w:rPr>
                     <w:tab/>
                   </w:r>
                   <w:r>
                     <w:rPr>
                       <w:rFonts w:ascii="Avenir Next" w:hAnsi="Avenir Next" w:cs="Avenir Next" w:eastAsia="Avenir Next"/>
                       <w:color w:val="1A1A1A"/>
-                      <w:sz w:val="19"/>
+                      <w:sz w:val="22"/>
                       <w:szCs w:val="19"/>
                     </w:rPr>
                     <w:t xml:space="preserve">divide by 2</w:t>
@@ -1641,7 +1642,7 @@
         <w:rPr>
           <w:rFonts w:ascii="Avenir Next" w:hAnsi="Avenir Next" w:cs="Avenir Next" w:eastAsia="Avenir Next"/>
           <w:color w:val="1A1A1A"/>
-          <w:sz w:val="17"/>
+          <w:sz w:val="22"/>
           <w:szCs w:val="17"/>
         </w:rPr>
         <w:t xml:space="preserve">  I got it</w:t>
@@ -1659,7 +1660,7 @@
         <w:rPr>
           <w:rFonts w:ascii="Avenir Next" w:hAnsi="Avenir Next" w:cs="Avenir Next" w:eastAsia="Avenir Next"/>
           <w:color w:val="1A1A1A"/>
-          <w:sz w:val="17"/>
+          <w:sz w:val="22"/>
           <w:szCs w:val="17"/>
         </w:rPr>
         <w:t xml:space="preserve">  Almost</w:t>
@@ -1677,7 +1678,7 @@
         <w:rPr>
           <w:rFonts w:ascii="Avenir Next" w:hAnsi="Avenir Next" w:cs="Avenir Next" w:eastAsia="Avenir Next"/>
           <w:color w:val="1A1A1A"/>
-          <w:sz w:val="17"/>
+          <w:sz w:val="22"/>
           <w:szCs w:val="17"/>
         </w:rPr>
         <w:t xml:space="preserve">  I need help</w:t>
@@ -1716,7 +1717,7 @@
         <w:rPr>
           <w:rFonts w:ascii="Avenir Next" w:hAnsi="Avenir Next" w:cs="Avenir Next" w:eastAsia="Avenir Next"/>
           <w:color w:val="1A1A1A"/>
-          <w:sz w:val="18"/>
+          <w:sz w:val="22"/>
           <w:szCs w:val="18"/>
         </w:rPr>
         <w:t xml:space="preserve">Name</w:t>
@@ -1801,25 +1802,25 @@
                 <w:rFonts w:ascii="Avenir Next" w:hAnsi="Avenir Next" w:cs="Avenir Next" w:eastAsia="Avenir Next"/>
                 <w:b/>
                 <w:color w:val="1A1A1A"/>
+                <w:sz w:val="22"/>
+                <w:szCs w:val="20"/>
+              </w:rPr>
+              <w:t xml:space="preserve">1.</w:t>
+            </w:r>
+            <w:r>
+              <w:rPr>
+                <w:rFonts w:ascii="Avenir Next" w:hAnsi="Avenir Next" w:cs="Avenir Next" w:eastAsia="Avenir Next"/>
+                <w:color w:val="1A1A1A"/>
                 <w:sz w:val="20"/>
                 <w:szCs w:val="20"/>
               </w:rPr>
-              <w:t xml:space="preserve">1.</w:t>
-            </w:r>
-            <w:r>
-              <w:rPr>
-                <w:rFonts w:ascii="Avenir Next" w:hAnsi="Avenir Next" w:cs="Avenir Next" w:eastAsia="Avenir Next"/>
-                <w:color w:val="1A1A1A"/>
-                <w:sz w:val="20"/>
-                <w:szCs w:val="20"/>
-              </w:rPr>
               <w:tab/>
             </w:r>
             <w:r>
               <w:rPr>
                 <w:rFonts w:ascii="Avenir Next" w:hAnsi="Avenir Next" w:cs="Avenir Next" w:eastAsia="Avenir Next"/>
                 <w:color w:val="1A1A1A"/>
-                <w:sz w:val="20"/>
+                <w:sz w:val="22"/>
                 <w:szCs w:val="20"/>
               </w:rPr>
               <w:t xml:space="preserve">Find each median.</w:t>
@@ -1874,25 +1875,25 @@
                       <w:rFonts w:ascii="Avenir Next" w:hAnsi="Avenir Next" w:cs="Avenir Next" w:eastAsia="Avenir Next"/>
                       <w:b/>
                       <w:color w:val="003A70"/>
+                      <w:sz w:val="22"/>
+                      <w:szCs w:val="20"/>
+                    </w:rPr>
+                    <w:t xml:space="preserve">a.</w:t>
+                  </w:r>
+                  <w:r>
+                    <w:rPr>
+                      <w:rFonts w:ascii="Avenir Next" w:hAnsi="Avenir Next" w:cs="Avenir Next" w:eastAsia="Avenir Next"/>
+                      <w:color w:val="1A1A1A"/>
                       <w:sz w:val="20"/>
                       <w:szCs w:val="20"/>
                     </w:rPr>
-                    <w:t xml:space="preserve">a.</w:t>
-                  </w:r>
-                  <w:r>
-                    <w:rPr>
-                      <w:rFonts w:ascii="Avenir Next" w:hAnsi="Avenir Next" w:cs="Avenir Next" w:eastAsia="Avenir Next"/>
-                      <w:color w:val="1A1A1A"/>
-                      <w:sz w:val="20"/>
-                      <w:szCs w:val="20"/>
-                    </w:rPr>
                     <w:tab/>
                   </w:r>
                   <w:r>
                     <w:rPr>
                       <w:rFonts w:ascii="Avenir Next" w:hAnsi="Avenir Next" w:cs="Avenir Next" w:eastAsia="Avenir Next"/>
                       <w:color w:val="1A1A1A"/>
-                      <w:sz w:val="20"/>
+                      <w:sz w:val="22"/>
                       <w:szCs w:val="20"/>
                     </w:rPr>
                     <w:t xml:space="preserve">10, 4, 8, 14</w:t>
@@ -1936,25 +1937,25 @@
                       <w:rFonts w:ascii="Avenir Next" w:hAnsi="Avenir Next" w:cs="Avenir Next" w:eastAsia="Avenir Next"/>
                       <w:b/>
                       <w:color w:val="003A70"/>
+                      <w:sz w:val="22"/>
+                      <w:szCs w:val="20"/>
+                    </w:rPr>
+                    <w:t xml:space="preserve">b.</w:t>
+                  </w:r>
+                  <w:r>
+                    <w:rPr>
+                      <w:rFonts w:ascii="Avenir Next" w:hAnsi="Avenir Next" w:cs="Avenir Next" w:eastAsia="Avenir Next"/>
+                      <w:color w:val="1A1A1A"/>
                       <w:sz w:val="20"/>
                       <w:szCs w:val="20"/>
                     </w:rPr>
-                    <w:t xml:space="preserve">b.</w:t>
-                  </w:r>
-                  <w:r>
-                    <w:rPr>
-                      <w:rFonts w:ascii="Avenir Next" w:hAnsi="Avenir Next" w:cs="Avenir Next" w:eastAsia="Avenir Next"/>
-                      <w:color w:val="1A1A1A"/>
-                      <w:sz w:val="20"/>
-                      <w:szCs w:val="20"/>
-                    </w:rPr>
                     <w:tab/>
                   </w:r>
                   <w:r>
                     <w:rPr>
                       <w:rFonts w:ascii="Avenir Next" w:hAnsi="Avenir Next" w:cs="Avenir Next" w:eastAsia="Avenir Next"/>
                       <w:color w:val="1A1A1A"/>
-                      <w:sz w:val="20"/>
+                      <w:sz w:val="22"/>
                       <w:szCs w:val="20"/>
                     </w:rPr>
                     <w:t xml:space="preserve">6, 3, 9, 1, 7, 5</w:t>
@@ -2047,25 +2048,25 @@
                 <w:rFonts w:ascii="Avenir Next" w:hAnsi="Avenir Next" w:cs="Avenir Next" w:eastAsia="Avenir Next"/>
                 <w:b/>
                 <w:color w:val="1A1A1A"/>
+                <w:sz w:val="22"/>
+                <w:szCs w:val="20"/>
+              </w:rPr>
+              <w:t xml:space="preserve">2.</w:t>
+            </w:r>
+            <w:r>
+              <w:rPr>
+                <w:rFonts w:ascii="Avenir Next" w:hAnsi="Avenir Next" w:cs="Avenir Next" w:eastAsia="Avenir Next"/>
+                <w:color w:val="1A1A1A"/>
                 <w:sz w:val="20"/>
                 <w:szCs w:val="20"/>
               </w:rPr>
-              <w:t xml:space="preserve">2.</w:t>
-            </w:r>
-            <w:r>
-              <w:rPr>
-                <w:rFonts w:ascii="Avenir Next" w:hAnsi="Avenir Next" w:cs="Avenir Next" w:eastAsia="Avenir Next"/>
-                <w:color w:val="1A1A1A"/>
-                <w:sz w:val="20"/>
-                <w:szCs w:val="20"/>
-              </w:rPr>
               <w:tab/>
             </w:r>
             <w:r>
               <w:rPr>
                 <w:rFonts w:ascii="Avenir Next" w:hAnsi="Avenir Next" w:cs="Avenir Next" w:eastAsia="Avenir Next"/>
                 <w:color w:val="1A1A1A"/>
-                <w:sz w:val="20"/>
+                <w:sz w:val="22"/>
                 <w:szCs w:val="20"/>
               </w:rPr>
               <w:t xml:space="preserve">The dot plot shows pets owned. Find the median.</w:t>
@@ -2081,7 +2082,7 @@
               <w:drawing>
                 <wp:inline distT="0" distB="0" distL="0" distR="0">
                   <wp:extent cx="2560320" cy="1042415"/>
-                  <wp:docPr id="3" name="Figure 3"/>
+                  <wp:docPr id="3" name="Figure 3" descr="Dot plot. Horizontal axis: Pets, 0 to 6, ticks every 1. Dots by value: 1: 1; 2: 2; 3: 1; 4: 1; 5: 1"/>
                   <a:graphic xmlns:a="http://schemas.openxmlformats.org/drawingml/2006/main">
                     <a:graphicData uri="http://schemas.openxmlformats.org/drawingml/2006/picture">
                       <pic:pic xmlns:pic="http://schemas.openxmlformats.org/drawingml/2006/picture">
@@ -2124,7 +2125,7 @@
                 <w:rFonts w:ascii="Avenir Next" w:hAnsi="Avenir Next" w:cs="Avenir Next" w:eastAsia="Avenir Next"/>
                 <w:b/>
                 <w:color w:val="1A1A1A"/>
-                <w:sz w:val="18"/>
+                <w:sz w:val="22"/>
                 <w:szCs w:val="18"/>
               </w:rPr>
               <w:t xml:space="preserve">Median</w:t>
@@ -2199,25 +2200,25 @@
                 <w:rFonts w:ascii="Avenir Next" w:hAnsi="Avenir Next" w:cs="Avenir Next" w:eastAsia="Avenir Next"/>
                 <w:b/>
                 <w:color w:val="1A1A1A"/>
+                <w:sz w:val="22"/>
+                <w:szCs w:val="20"/>
+              </w:rPr>
+              <w:t xml:space="preserve">3.</w:t>
+            </w:r>
+            <w:r>
+              <w:rPr>
+                <w:rFonts w:ascii="Avenir Next" w:hAnsi="Avenir Next" w:cs="Avenir Next" w:eastAsia="Avenir Next"/>
+                <w:color w:val="1A1A1A"/>
                 <w:sz w:val="20"/>
                 <w:szCs w:val="20"/>
               </w:rPr>
-              <w:t xml:space="preserve">3.</w:t>
-            </w:r>
-            <w:r>
-              <w:rPr>
-                <w:rFonts w:ascii="Avenir Next" w:hAnsi="Avenir Next" w:cs="Avenir Next" w:eastAsia="Avenir Next"/>
-                <w:color w:val="1A1A1A"/>
-                <w:sz w:val="20"/>
-                <w:szCs w:val="20"/>
-              </w:rPr>
               <w:tab/>
             </w:r>
             <w:r>
               <w:rPr>
                 <w:rFonts w:ascii="Avenir Next" w:hAnsi="Avenir Next" w:cs="Avenir Next" w:eastAsia="Avenir Next"/>
                 <w:color w:val="1A1A1A"/>
-                <w:sz w:val="20"/>
+                <w:sz w:val="22"/>
                 <w:szCs w:val="20"/>
               </w:rPr>
               <w:t xml:space="preserve">Six values have a median of 30. Which could be the two middle values?</w:t>
@@ -2273,25 +2274,25 @@
                       <w:rFonts w:ascii="Avenir Next" w:hAnsi="Avenir Next" w:cs="Avenir Next" w:eastAsia="Avenir Next"/>
                       <w:b/>
                       <w:color w:val="003A70"/>
+                      <w:sz w:val="22"/>
+                      <w:szCs w:val="19"/>
+                    </w:rPr>
+                    <w:t xml:space="preserve">A</w:t>
+                  </w:r>
+                  <w:r>
+                    <w:rPr>
+                      <w:rFonts w:ascii="Avenir Next" w:hAnsi="Avenir Next" w:cs="Avenir Next" w:eastAsia="Avenir Next"/>
+                      <w:color w:val="1A1A1A"/>
                       <w:sz w:val="19"/>
                       <w:szCs w:val="19"/>
                     </w:rPr>
-                    <w:t xml:space="preserve">A</w:t>
-                  </w:r>
-                  <w:r>
-                    <w:rPr>
-                      <w:rFonts w:ascii="Avenir Next" w:hAnsi="Avenir Next" w:cs="Avenir Next" w:eastAsia="Avenir Next"/>
-                      <w:color w:val="1A1A1A"/>
-                      <w:sz w:val="19"/>
-                      <w:szCs w:val="19"/>
-                    </w:rPr>
                     <w:tab/>
                   </w:r>
                   <w:r>
                     <w:rPr>
                       <w:rFonts w:ascii="Avenir Next" w:hAnsi="Avenir Next" w:cs="Avenir Next" w:eastAsia="Avenir Next"/>
                       <w:color w:val="1A1A1A"/>
-                      <w:sz w:val="19"/>
+                      <w:sz w:val="22"/>
                       <w:szCs w:val="19"/>
                     </w:rPr>
                     <w:t xml:space="preserve">28 and 32</w:t>
@@ -2316,25 +2317,25 @@
                       <w:rFonts w:ascii="Avenir Next" w:hAnsi="Avenir Next" w:cs="Avenir Next" w:eastAsia="Avenir Next"/>
                       <w:b/>
                       <w:color w:val="003A70"/>
+                      <w:sz w:val="22"/>
+                      <w:szCs w:val="19"/>
+                    </w:rPr>
+                    <w:t xml:space="preserve">B</w:t>
+                  </w:r>
+                  <w:r>
+                    <w:rPr>
+                      <w:rFonts w:ascii="Avenir Next" w:hAnsi="Avenir Next" w:cs="Avenir Next" w:eastAsia="Avenir Next"/>
+                      <w:color w:val="1A1A1A"/>
                       <w:sz w:val="19"/>
                       <w:szCs w:val="19"/>
                     </w:rPr>
-                    <w:t xml:space="preserve">B</w:t>
-                  </w:r>
-                  <w:r>
-                    <w:rPr>
-                      <w:rFonts w:ascii="Avenir Next" w:hAnsi="Avenir Next" w:cs="Avenir Next" w:eastAsia="Avenir Next"/>
-                      <w:color w:val="1A1A1A"/>
-                      <w:sz w:val="19"/>
-                      <w:szCs w:val="19"/>
-                    </w:rPr>
                     <w:tab/>
                   </w:r>
                   <w:r>
                     <w:rPr>
                       <w:rFonts w:ascii="Avenir Next" w:hAnsi="Avenir Next" w:cs="Avenir Next" w:eastAsia="Avenir Next"/>
                       <w:color w:val="1A1A1A"/>
-                      <w:sz w:val="19"/>
+                      <w:sz w:val="22"/>
                       <w:szCs w:val="19"/>
                     </w:rPr>
                     <w:t xml:space="preserve">30 and 34</w:t>
@@ -2359,25 +2360,25 @@
                       <w:rFonts w:ascii="Avenir Next" w:hAnsi="Avenir Next" w:cs="Avenir Next" w:eastAsia="Avenir Next"/>
                       <w:b/>
                       <w:color w:val="003A70"/>
+                      <w:sz w:val="22"/>
+                      <w:szCs w:val="19"/>
+                    </w:rPr>
+                    <w:t xml:space="preserve">C</w:t>
+                  </w:r>
+                  <w:r>
+                    <w:rPr>
+                      <w:rFonts w:ascii="Avenir Next" w:hAnsi="Avenir Next" w:cs="Avenir Next" w:eastAsia="Avenir Next"/>
+                      <w:color w:val="1A1A1A"/>
                       <w:sz w:val="19"/>
                       <w:szCs w:val="19"/>
                     </w:rPr>
-                    <w:t xml:space="preserve">C</w:t>
-                  </w:r>
-                  <w:r>
-                    <w:rPr>
-                      <w:rFonts w:ascii="Avenir Next" w:hAnsi="Avenir Next" w:cs="Avenir Next" w:eastAsia="Avenir Next"/>
-                      <w:color w:val="1A1A1A"/>
-                      <w:sz w:val="19"/>
-                      <w:szCs w:val="19"/>
-                    </w:rPr>
                     <w:tab/>
                   </w:r>
                   <w:r>
                     <w:rPr>
                       <w:rFonts w:ascii="Avenir Next" w:hAnsi="Avenir Next" w:cs="Avenir Next" w:eastAsia="Avenir Next"/>
                       <w:color w:val="1A1A1A"/>
-                      <w:sz w:val="19"/>
+                      <w:sz w:val="22"/>
                       <w:szCs w:val="19"/>
                     </w:rPr>
                     <w:t xml:space="preserve">25 and 30</w:t>
@@ -2402,25 +2403,25 @@
                       <w:rFonts w:ascii="Avenir Next" w:hAnsi="Avenir Next" w:cs="Avenir Next" w:eastAsia="Avenir Next"/>
                       <w:b/>
                       <w:color w:val="003A70"/>
+                      <w:sz w:val="22"/>
+                      <w:szCs w:val="19"/>
+                    </w:rPr>
+                    <w:t xml:space="preserve">D</w:t>
+                  </w:r>
+                  <w:r>
+                    <w:rPr>
+                      <w:rFonts w:ascii="Avenir Next" w:hAnsi="Avenir Next" w:cs="Avenir Next" w:eastAsia="Avenir Next"/>
+                      <w:color w:val="1A1A1A"/>
                       <w:sz w:val="19"/>
                       <w:szCs w:val="19"/>
                     </w:rPr>
-                    <w:t xml:space="preserve">D</w:t>
-                  </w:r>
-                  <w:r>
-                    <w:rPr>
-                      <w:rFonts w:ascii="Avenir Next" w:hAnsi="Avenir Next" w:cs="Avenir Next" w:eastAsia="Avenir Next"/>
-                      <w:color w:val="1A1A1A"/>
-                      <w:sz w:val="19"/>
-                      <w:szCs w:val="19"/>
-                    </w:rPr>
                     <w:tab/>
                   </w:r>
                   <w:r>
                     <w:rPr>
                       <w:rFonts w:ascii="Avenir Next" w:hAnsi="Avenir Next" w:cs="Avenir Next" w:eastAsia="Avenir Next"/>
                       <w:color w:val="1A1A1A"/>
-                      <w:sz w:val="19"/>
+                      <w:sz w:val="22"/>
                       <w:szCs w:val="19"/>
                     </w:rPr>
                     <w:t xml:space="preserve">15 and 15</w:t>
@@ -2470,7 +2471,7 @@
         <w:rPr>
           <w:rFonts w:ascii="Avenir Next" w:hAnsi="Avenir Next" w:cs="Avenir Next" w:eastAsia="Avenir Next"/>
           <w:color w:val="1A1A1A"/>
-          <w:sz w:val="17"/>
+          <w:sz w:val="22"/>
           <w:szCs w:val="17"/>
         </w:rPr>
         <w:t xml:space="preserve">  I got it</w:t>
@@ -2488,7 +2489,7 @@
         <w:rPr>
           <w:rFonts w:ascii="Avenir Next" w:hAnsi="Avenir Next" w:cs="Avenir Next" w:eastAsia="Avenir Next"/>
           <w:color w:val="1A1A1A"/>
-          <w:sz w:val="17"/>
+          <w:sz w:val="22"/>
           <w:szCs w:val="17"/>
         </w:rPr>
         <w:t xml:space="preserve">  Almost</w:t>
@@ -2506,7 +2507,7 @@
         <w:rPr>
           <w:rFonts w:ascii="Avenir Next" w:hAnsi="Avenir Next" w:cs="Avenir Next" w:eastAsia="Avenir Next"/>
           <w:color w:val="1A1A1A"/>
-          <w:sz w:val="17"/>
+          <w:sz w:val="22"/>
           <w:szCs w:val="17"/>
         </w:rPr>
         <w:t xml:space="preserve">  I need help</w:t>
@@ -2563,7 +2564,7 @@
         <w:rPr>
           <w:rFonts w:ascii="Avenir Next" w:hAnsi="Avenir Next" w:cs="Avenir Next" w:eastAsia="Avenir Next"/>
           <w:color w:val="1A1A1A"/>
-          <w:sz w:val="18"/>
+          <w:sz w:val="22"/>
           <w:szCs w:val="18"/>
         </w:rPr>
         <w:t xml:space="preserve">Name</w:t>
@@ -2648,25 +2649,25 @@
                 <w:rFonts w:ascii="Avenir Next" w:hAnsi="Avenir Next" w:cs="Avenir Next" w:eastAsia="Avenir Next"/>
                 <w:b/>
                 <w:color w:val="1A1A1A"/>
+                <w:sz w:val="22"/>
+                <w:szCs w:val="20"/>
+              </w:rPr>
+              <w:t xml:space="preserve">1.</w:t>
+            </w:r>
+            <w:r>
+              <w:rPr>
+                <w:rFonts w:ascii="Avenir Next" w:hAnsi="Avenir Next" w:cs="Avenir Next" w:eastAsia="Avenir Next"/>
+                <w:color w:val="1A1A1A"/>
                 <w:sz w:val="20"/>
                 <w:szCs w:val="20"/>
               </w:rPr>
-              <w:t xml:space="preserve">1.</w:t>
-            </w:r>
-            <w:r>
-              <w:rPr>
-                <w:rFonts w:ascii="Avenir Next" w:hAnsi="Avenir Next" w:cs="Avenir Next" w:eastAsia="Avenir Next"/>
-                <w:color w:val="1A1A1A"/>
-                <w:sz w:val="20"/>
-                <w:szCs w:val="20"/>
-              </w:rPr>
               <w:tab/>
             </w:r>
             <w:r>
               <w:rPr>
                 <w:rFonts w:ascii="Avenir Next" w:hAnsi="Avenir Next" w:cs="Avenir Next" w:eastAsia="Avenir Next"/>
                 <w:color w:val="1A1A1A"/>
-                <w:sz w:val="20"/>
+                <w:sz w:val="22"/>
                 <w:szCs w:val="20"/>
               </w:rPr>
               <w:t xml:space="preserve">Find each median.</w:t>
@@ -2721,25 +2722,25 @@
                       <w:rFonts w:ascii="Avenir Next" w:hAnsi="Avenir Next" w:cs="Avenir Next" w:eastAsia="Avenir Next"/>
                       <w:b/>
                       <w:color w:val="003A70"/>
+                      <w:sz w:val="22"/>
+                      <w:szCs w:val="20"/>
+                    </w:rPr>
+                    <w:t xml:space="preserve">a.</w:t>
+                  </w:r>
+                  <w:r>
+                    <w:rPr>
+                      <w:rFonts w:ascii="Avenir Next" w:hAnsi="Avenir Next" w:cs="Avenir Next" w:eastAsia="Avenir Next"/>
+                      <w:color w:val="1A1A1A"/>
                       <w:sz w:val="20"/>
                       <w:szCs w:val="20"/>
                     </w:rPr>
-                    <w:t xml:space="preserve">a.</w:t>
-                  </w:r>
-                  <w:r>
-                    <w:rPr>
-                      <w:rFonts w:ascii="Avenir Next" w:hAnsi="Avenir Next" w:cs="Avenir Next" w:eastAsia="Avenir Next"/>
-                      <w:color w:val="1A1A1A"/>
-                      <w:sz w:val="20"/>
-                      <w:szCs w:val="20"/>
-                    </w:rPr>
                     <w:tab/>
                   </w:r>
                   <w:r>
                     <w:rPr>
                       <w:rFonts w:ascii="Avenir Next" w:hAnsi="Avenir Next" w:cs="Avenir Next" w:eastAsia="Avenir Next"/>
                       <w:color w:val="1A1A1A"/>
-                      <w:sz w:val="20"/>
+                      <w:sz w:val="22"/>
                       <w:szCs w:val="20"/>
                     </w:rPr>
                     <w:t xml:space="preserve">10, 4, 8, 14</w:t>
@@ -2783,25 +2784,25 @@
                       <w:rFonts w:ascii="Avenir Next" w:hAnsi="Avenir Next" w:cs="Avenir Next" w:eastAsia="Avenir Next"/>
                       <w:b/>
                       <w:color w:val="003A70"/>
+                      <w:sz w:val="22"/>
+                      <w:szCs w:val="20"/>
+                    </w:rPr>
+                    <w:t xml:space="preserve">b.</w:t>
+                  </w:r>
+                  <w:r>
+                    <w:rPr>
+                      <w:rFonts w:ascii="Avenir Next" w:hAnsi="Avenir Next" w:cs="Avenir Next" w:eastAsia="Avenir Next"/>
+                      <w:color w:val="1A1A1A"/>
                       <w:sz w:val="20"/>
                       <w:szCs w:val="20"/>
                     </w:rPr>
-                    <w:t xml:space="preserve">b.</w:t>
-                  </w:r>
-                  <w:r>
-                    <w:rPr>
-                      <w:rFonts w:ascii="Avenir Next" w:hAnsi="Avenir Next" w:cs="Avenir Next" w:eastAsia="Avenir Next"/>
-                      <w:color w:val="1A1A1A"/>
-                      <w:sz w:val="20"/>
-                      <w:szCs w:val="20"/>
-                    </w:rPr>
                     <w:tab/>
                   </w:r>
                   <w:r>
                     <w:rPr>
                       <w:rFonts w:ascii="Avenir Next" w:hAnsi="Avenir Next" w:cs="Avenir Next" w:eastAsia="Avenir Next"/>
                       <w:color w:val="1A1A1A"/>
-                      <w:sz w:val="20"/>
+                      <w:sz w:val="22"/>
                       <w:szCs w:val="20"/>
                     </w:rPr>
                     <w:t xml:space="preserve">6, 3, 9, 1, 7, 5</w:t>
@@ -2894,25 +2895,25 @@
                 <w:rFonts w:ascii="Avenir Next" w:hAnsi="Avenir Next" w:cs="Avenir Next" w:eastAsia="Avenir Next"/>
                 <w:b/>
                 <w:color w:val="1A1A1A"/>
+                <w:sz w:val="22"/>
+                <w:szCs w:val="20"/>
+              </w:rPr>
+              <w:t xml:space="preserve">2.</w:t>
+            </w:r>
+            <w:r>
+              <w:rPr>
+                <w:rFonts w:ascii="Avenir Next" w:hAnsi="Avenir Next" w:cs="Avenir Next" w:eastAsia="Avenir Next"/>
+                <w:color w:val="1A1A1A"/>
                 <w:sz w:val="20"/>
                 <w:szCs w:val="20"/>
               </w:rPr>
-              <w:t xml:space="preserve">2.</w:t>
-            </w:r>
-            <w:r>
-              <w:rPr>
-                <w:rFonts w:ascii="Avenir Next" w:hAnsi="Avenir Next" w:cs="Avenir Next" w:eastAsia="Avenir Next"/>
-                <w:color w:val="1A1A1A"/>
-                <w:sz w:val="20"/>
-                <w:szCs w:val="20"/>
-              </w:rPr>
               <w:tab/>
             </w:r>
             <w:r>
               <w:rPr>
                 <w:rFonts w:ascii="Avenir Next" w:hAnsi="Avenir Next" w:cs="Avenir Next" w:eastAsia="Avenir Next"/>
                 <w:color w:val="1A1A1A"/>
-                <w:sz w:val="20"/>
+                <w:sz w:val="22"/>
                 <w:szCs w:val="20"/>
               </w:rPr>
               <w:t xml:space="preserve">The dot plot shows pets owned. Find the median.</w:t>
@@ -2928,7 +2929,7 @@
               <w:drawing>
                 <wp:inline distT="0" distB="0" distL="0" distR="0">
                   <wp:extent cx="2560320" cy="1042415"/>
-                  <wp:docPr id="4" name="Figure 4"/>
+                  <wp:docPr id="4" name="Figure 4" descr="Dot plot. Horizontal axis: Pets, 0 to 6, ticks every 1. Dots by value: 1: 1; 2: 2; 3: 1; 4: 1; 5: 1"/>
                   <a:graphic xmlns:a="http://schemas.openxmlformats.org/drawingml/2006/main">
                     <a:graphicData uri="http://schemas.openxmlformats.org/drawingml/2006/picture">
                       <pic:pic xmlns:pic="http://schemas.openxmlformats.org/drawingml/2006/picture">
@@ -2971,7 +2972,7 @@
                 <w:rFonts w:ascii="Avenir Next" w:hAnsi="Avenir Next" w:cs="Avenir Next" w:eastAsia="Avenir Next"/>
                 <w:b/>
                 <w:color w:val="1A1A1A"/>
-                <w:sz w:val="18"/>
+                <w:sz w:val="22"/>
                 <w:szCs w:val="18"/>
               </w:rPr>
               <w:t xml:space="preserve">Median</w:t>
@@ -3046,25 +3047,25 @@
                 <w:rFonts w:ascii="Avenir Next" w:hAnsi="Avenir Next" w:cs="Avenir Next" w:eastAsia="Avenir Next"/>
                 <w:b/>
                 <w:color w:val="1A1A1A"/>
+                <w:sz w:val="22"/>
+                <w:szCs w:val="20"/>
+              </w:rPr>
+              <w:t xml:space="preserve">3.</w:t>
+            </w:r>
+            <w:r>
+              <w:rPr>
+                <w:rFonts w:ascii="Avenir Next" w:hAnsi="Avenir Next" w:cs="Avenir Next" w:eastAsia="Avenir Next"/>
+                <w:color w:val="1A1A1A"/>
                 <w:sz w:val="20"/>
                 <w:szCs w:val="20"/>
               </w:rPr>
-              <w:t xml:space="preserve">3.</w:t>
-            </w:r>
-            <w:r>
-              <w:rPr>
-                <w:rFonts w:ascii="Avenir Next" w:hAnsi="Avenir Next" w:cs="Avenir Next" w:eastAsia="Avenir Next"/>
-                <w:color w:val="1A1A1A"/>
-                <w:sz w:val="20"/>
-                <w:szCs w:val="20"/>
-              </w:rPr>
               <w:tab/>
             </w:r>
             <w:r>
               <w:rPr>
                 <w:rFonts w:ascii="Avenir Next" w:hAnsi="Avenir Next" w:cs="Avenir Next" w:eastAsia="Avenir Next"/>
                 <w:color w:val="1A1A1A"/>
-                <w:sz w:val="20"/>
+                <w:sz w:val="22"/>
                 <w:szCs w:val="20"/>
               </w:rPr>
               <w:t xml:space="preserve">Six values have a median of 30. Which could be the two middle values?</w:t>
@@ -3120,25 +3121,25 @@
                       <w:rFonts w:ascii="Avenir Next" w:hAnsi="Avenir Next" w:cs="Avenir Next" w:eastAsia="Avenir Next"/>
                       <w:b/>
                       <w:color w:val="003A70"/>
+                      <w:sz w:val="22"/>
+                      <w:szCs w:val="19"/>
+                    </w:rPr>
+                    <w:t xml:space="preserve">A</w:t>
+                  </w:r>
+                  <w:r>
+                    <w:rPr>
+                      <w:rFonts w:ascii="Avenir Next" w:hAnsi="Avenir Next" w:cs="Avenir Next" w:eastAsia="Avenir Next"/>
+                      <w:color w:val="1A1A1A"/>
                       <w:sz w:val="19"/>
                       <w:szCs w:val="19"/>
                     </w:rPr>
-                    <w:t xml:space="preserve">A</w:t>
-                  </w:r>
-                  <w:r>
-                    <w:rPr>
-                      <w:rFonts w:ascii="Avenir Next" w:hAnsi="Avenir Next" w:cs="Avenir Next" w:eastAsia="Avenir Next"/>
-                      <w:color w:val="1A1A1A"/>
-                      <w:sz w:val="19"/>
-                      <w:szCs w:val="19"/>
-                    </w:rPr>
                     <w:tab/>
                   </w:r>
                   <w:r>
                     <w:rPr>
                       <w:rFonts w:ascii="Avenir Next" w:hAnsi="Avenir Next" w:cs="Avenir Next" w:eastAsia="Avenir Next"/>
                       <w:color w:val="1A1A1A"/>
-                      <w:sz w:val="19"/>
+                      <w:sz w:val="22"/>
                       <w:szCs w:val="19"/>
                     </w:rPr>
                     <w:t xml:space="preserve">28 and 32</w:t>
@@ -3163,25 +3164,25 @@
                       <w:rFonts w:ascii="Avenir Next" w:hAnsi="Avenir Next" w:cs="Avenir Next" w:eastAsia="Avenir Next"/>
                       <w:b/>
                       <w:color w:val="003A70"/>
+                      <w:sz w:val="22"/>
+                      <w:szCs w:val="19"/>
+                    </w:rPr>
+                    <w:t xml:space="preserve">B</w:t>
+                  </w:r>
+                  <w:r>
+                    <w:rPr>
+                      <w:rFonts w:ascii="Avenir Next" w:hAnsi="Avenir Next" w:cs="Avenir Next" w:eastAsia="Avenir Next"/>
+                      <w:color w:val="1A1A1A"/>
                       <w:sz w:val="19"/>
                       <w:szCs w:val="19"/>
                     </w:rPr>
-                    <w:t xml:space="preserve">B</w:t>
-                  </w:r>
-                  <w:r>
-                    <w:rPr>
-                      <w:rFonts w:ascii="Avenir Next" w:hAnsi="Avenir Next" w:cs="Avenir Next" w:eastAsia="Avenir Next"/>
-                      <w:color w:val="1A1A1A"/>
-                      <w:sz w:val="19"/>
-                      <w:szCs w:val="19"/>
-                    </w:rPr>
                     <w:tab/>
                   </w:r>
                   <w:r>
                     <w:rPr>
                       <w:rFonts w:ascii="Avenir Next" w:hAnsi="Avenir Next" w:cs="Avenir Next" w:eastAsia="Avenir Next"/>
                       <w:color w:val="1A1A1A"/>
-                      <w:sz w:val="19"/>
+                      <w:sz w:val="22"/>
                       <w:szCs w:val="19"/>
                     </w:rPr>
                     <w:t xml:space="preserve">30 and 34</w:t>
@@ -3206,25 +3207,25 @@
                       <w:rFonts w:ascii="Avenir Next" w:hAnsi="Avenir Next" w:cs="Avenir Next" w:eastAsia="Avenir Next"/>
                       <w:b/>
                       <w:color w:val="003A70"/>
+                      <w:sz w:val="22"/>
+                      <w:szCs w:val="19"/>
+                    </w:rPr>
+                    <w:t xml:space="preserve">C</w:t>
+                  </w:r>
+                  <w:r>
+                    <w:rPr>
+                      <w:rFonts w:ascii="Avenir Next" w:hAnsi="Avenir Next" w:cs="Avenir Next" w:eastAsia="Avenir Next"/>
+                      <w:color w:val="1A1A1A"/>
                       <w:sz w:val="19"/>
                       <w:szCs w:val="19"/>
                     </w:rPr>
-                    <w:t xml:space="preserve">C</w:t>
-                  </w:r>
-                  <w:r>
-                    <w:rPr>
-                      <w:rFonts w:ascii="Avenir Next" w:hAnsi="Avenir Next" w:cs="Avenir Next" w:eastAsia="Avenir Next"/>
-                      <w:color w:val="1A1A1A"/>
-                      <w:sz w:val="19"/>
-                      <w:szCs w:val="19"/>
-                    </w:rPr>
                     <w:tab/>
                   </w:r>
                   <w:r>
                     <w:rPr>
                       <w:rFonts w:ascii="Avenir Next" w:hAnsi="Avenir Next" w:cs="Avenir Next" w:eastAsia="Avenir Next"/>
                       <w:color w:val="1A1A1A"/>
-                      <w:sz w:val="19"/>
+                      <w:sz w:val="22"/>
                       <w:szCs w:val="19"/>
                     </w:rPr>
                     <w:t xml:space="preserve">25 and 30</w:t>
@@ -3249,25 +3250,25 @@
                       <w:rFonts w:ascii="Avenir Next" w:hAnsi="Avenir Next" w:cs="Avenir Next" w:eastAsia="Avenir Next"/>
                       <w:b/>
                       <w:color w:val="003A70"/>
+                      <w:sz w:val="22"/>
+                      <w:szCs w:val="19"/>
+                    </w:rPr>
+                    <w:t xml:space="preserve">D</w:t>
+                  </w:r>
+                  <w:r>
+                    <w:rPr>
+                      <w:rFonts w:ascii="Avenir Next" w:hAnsi="Avenir Next" w:cs="Avenir Next" w:eastAsia="Avenir Next"/>
+                      <w:color w:val="1A1A1A"/>
                       <w:sz w:val="19"/>
                       <w:szCs w:val="19"/>
                     </w:rPr>
-                    <w:t xml:space="preserve">D</w:t>
-                  </w:r>
-                  <w:r>
-                    <w:rPr>
-                      <w:rFonts w:ascii="Avenir Next" w:hAnsi="Avenir Next" w:cs="Avenir Next" w:eastAsia="Avenir Next"/>
-                      <w:color w:val="1A1A1A"/>
-                      <w:sz w:val="19"/>
-                      <w:szCs w:val="19"/>
-                    </w:rPr>
                     <w:tab/>
                   </w:r>
                   <w:r>
                     <w:rPr>
                       <w:rFonts w:ascii="Avenir Next" w:hAnsi="Avenir Next" w:cs="Avenir Next" w:eastAsia="Avenir Next"/>
                       <w:color w:val="1A1A1A"/>
-                      <w:sz w:val="19"/>
+                      <w:sz w:val="22"/>
                       <w:szCs w:val="19"/>
                     </w:rPr>
                     <w:t xml:space="preserve">15 and 15</w:t>
@@ -3317,7 +3318,7 @@
         <w:rPr>
           <w:rFonts w:ascii="Avenir Next" w:hAnsi="Avenir Next" w:cs="Avenir Next" w:eastAsia="Avenir Next"/>
           <w:color w:val="1A1A1A"/>
-          <w:sz w:val="17"/>
+          <w:sz w:val="22"/>
           <w:szCs w:val="17"/>
         </w:rPr>
         <w:t xml:space="preserve">  I got it</w:t>
@@ -3335,7 +3336,7 @@
         <w:rPr>
           <w:rFonts w:ascii="Avenir Next" w:hAnsi="Avenir Next" w:cs="Avenir Next" w:eastAsia="Avenir Next"/>
           <w:color w:val="1A1A1A"/>
-          <w:sz w:val="17"/>
+          <w:sz w:val="22"/>
           <w:szCs w:val="17"/>
         </w:rPr>
         <w:t xml:space="preserve">  Almost</w:t>
@@ -3353,7 +3354,7 @@
         <w:rPr>
           <w:rFonts w:ascii="Avenir Next" w:hAnsi="Avenir Next" w:cs="Avenir Next" w:eastAsia="Avenir Next"/>
           <w:color w:val="1A1A1A"/>
-          <w:sz w:val="17"/>
+          <w:sz w:val="22"/>
           <w:szCs w:val="17"/>
         </w:rPr>
         <w:t xml:space="preserve">  I need help</w:t>
@@ -3447,7 +3448,106 @@
               <w:sz w:val="15"/>
               <w:szCs w:val="15"/>
             </w:rPr>
-            <w:t xml:space="preserve">Lesson 2-3  ·  Exit Tickets  ·  two per page</w:t>
+            <w:t xml:space="preserve">2-3 · Page </w:t>
+          </w:r>
+          <w:r>
+            <w:rPr>
+              <w:rFonts w:ascii="Avenir Next" w:hAnsi="Avenir Next" w:cs="Avenir Next" w:eastAsia="Avenir Next"/>
+              <w:color w:val="5A5F66"/>
+              <w:sz w:val="15"/>
+              <w:szCs w:val="15"/>
+            </w:rPr>
+            <w:fldChar w:fldCharType="begin"/>
+          </w:r>
+          <w:r>
+            <w:rPr>
+              <w:rFonts w:ascii="Avenir Next" w:hAnsi="Avenir Next" w:cs="Avenir Next" w:eastAsia="Avenir Next"/>
+              <w:color w:val="5A5F66"/>
+              <w:sz w:val="15"/>
+              <w:szCs w:val="15"/>
+            </w:rPr>
+            <w:instrText xml:space="preserve"> PAGE </w:instrText>
+          </w:r>
+          <w:r>
+            <w:rPr>
+              <w:rFonts w:ascii="Avenir Next" w:hAnsi="Avenir Next" w:cs="Avenir Next" w:eastAsia="Avenir Next"/>
+              <w:color w:val="5A5F66"/>
+              <w:sz w:val="15"/>
+              <w:szCs w:val="15"/>
+            </w:rPr>
+            <w:fldChar w:fldCharType="separate"/>
+          </w:r>
+          <w:r>
+            <w:rPr>
+              <w:rFonts w:ascii="Avenir Next" w:hAnsi="Avenir Next" w:cs="Avenir Next" w:eastAsia="Avenir Next"/>
+              <w:color w:val="5A5F66"/>
+              <w:sz w:val="15"/>
+              <w:szCs w:val="15"/>
+            </w:rPr>
+            <w:t xml:space="preserve">1</w:t>
+          </w:r>
+          <w:r>
+            <w:rPr>
+              <w:rFonts w:ascii="Avenir Next" w:hAnsi="Avenir Next" w:cs="Avenir Next" w:eastAsia="Avenir Next"/>
+              <w:color w:val="5A5F66"/>
+              <w:sz w:val="15"/>
+              <w:szCs w:val="15"/>
+            </w:rPr>
+            <w:fldChar w:fldCharType="end"/>
+          </w:r>
+          <w:r>
+            <w:rPr>
+              <w:rFonts w:ascii="Avenir Next" w:hAnsi="Avenir Next" w:cs="Avenir Next" w:eastAsia="Avenir Next"/>
+              <w:color w:val="5A5F66"/>
+              <w:sz w:val="15"/>
+              <w:szCs w:val="15"/>
+            </w:rPr>
+            <w:t xml:space="preserve"> of </w:t>
+          </w:r>
+          <w:r>
+            <w:rPr>
+              <w:rFonts w:ascii="Avenir Next" w:hAnsi="Avenir Next" w:cs="Avenir Next" w:eastAsia="Avenir Next"/>
+              <w:color w:val="5A5F66"/>
+              <w:sz w:val="15"/>
+              <w:szCs w:val="15"/>
+            </w:rPr>
+            <w:fldChar w:fldCharType="begin"/>
+          </w:r>
+          <w:r>
+            <w:rPr>
+              <w:rFonts w:ascii="Avenir Next" w:hAnsi="Avenir Next" w:cs="Avenir Next" w:eastAsia="Avenir Next"/>
+              <w:color w:val="5A5F66"/>
+              <w:sz w:val="15"/>
+              <w:szCs w:val="15"/>
+            </w:rPr>
+            <w:instrText xml:space="preserve"> NUMPAGES </w:instrText>
+          </w:r>
+          <w:r>
+            <w:rPr>
+              <w:rFonts w:ascii="Avenir Next" w:hAnsi="Avenir Next" w:cs="Avenir Next" w:eastAsia="Avenir Next"/>
+              <w:color w:val="5A5F66"/>
+              <w:sz w:val="15"/>
+              <w:szCs w:val="15"/>
+            </w:rPr>
+            <w:fldChar w:fldCharType="separate"/>
+          </w:r>
+          <w:r>
+            <w:rPr>
+              <w:rFonts w:ascii="Avenir Next" w:hAnsi="Avenir Next" w:cs="Avenir Next" w:eastAsia="Avenir Next"/>
+              <w:color w:val="5A5F66"/>
+              <w:sz w:val="15"/>
+              <w:szCs w:val="15"/>
+            </w:rPr>
+            <w:t xml:space="preserve">1</w:t>
+          </w:r>
+          <w:r>
+            <w:rPr>
+              <w:rFonts w:ascii="Avenir Next" w:hAnsi="Avenir Next" w:cs="Avenir Next" w:eastAsia="Avenir Next"/>
+              <w:color w:val="5A5F66"/>
+              <w:sz w:val="15"/>
+              <w:szCs w:val="15"/>
+            </w:rPr>
+            <w:fldChar w:fldCharType="end"/>
           </w:r>
         </w:p>
       </w:tc>
@@ -3490,5 +3590,23 @@
       </w:tblCellMar>
     </w:tblPr>
   </w:style>
+  <w:style w:type="paragraph" w:styleId="Heading1">
+    <w:name w:val="heading 1"/>
+    <w:basedOn w:val="Normal"/>
+    <w:pPr>
+      <w:outlineLvl w:val="0"/>
+      <w:keepNext w:val="0"/>
+      <w:keepLines w:val="0"/>
+    </w:pPr>
+  </w:style>
+  <w:style w:type="paragraph" w:styleId="Heading2">
+    <w:name w:val="heading 2"/>
+    <w:basedOn w:val="Normal"/>
+    <w:pPr>
+      <w:outlineLvl w:val="1"/>
+      <w:keepNext w:val="0"/>
+      <w:keepLines w:val="0"/>
+    </w:pPr>
+  </w:style>
 </w:styles>
 </file>